--- a/00-首页/题组Word/习题书/教师版/第二篇-结构化学/5-对称性与群论.docx
+++ b/00-首页/题组Word/习题书/教师版/第二篇-结构化学/5-对称性与群论.docx
@@ -222,7 +222,7 @@
           <w:color w:val="5B6975"/>
           <w:sz w:val="24"/>
         </w:rPr>
-        <w:t>：2026-09-01</w:t>
+        <w:t>：2026-09-06</w:t>
       </w:r>
     </w:p>
     <w:p>

--- a/00-首页/题组Word/习题书/教师版/第二篇-结构化学/5-对称性与群论.docx
+++ b/00-首页/题组Word/习题书/教师版/第二篇-结构化学/5-对称性与群论.docx
@@ -3,239 +3,6 @@
 <w:document xmlns:w="http://schemas.openxmlformats.org/wordprocessingml/2006/main" xmlns:m="http://schemas.openxmlformats.org/officeDocument/2006/math" xmlns:r="http://schemas.openxmlformats.org/officeDocument/2006/relationships" xmlns:o="urn:schemas-microsoft-com:office:office" xmlns:v="urn:schemas-microsoft-com:vml" xmlns:w10="urn:schemas-microsoft-com:office:word" xmlns:a="http://schemas.openxmlformats.org/drawingml/2006/main" xmlns:pic="http://schemas.openxmlformats.org/drawingml/2006/picture" xmlns:wp="http://schemas.openxmlformats.org/drawingml/2006/wordprocessingDrawing">
   <w:body>
     <w:bookmarkStart w:id="162" w:name="第-5-章-对称性与群论"/>
-    <w:p>
-      <w:pPr>
-        <w:spacing w:after="1800" w:before="1200" w:line="276" w:lineRule="auto"/>
-        <w:jc w:val="center"/>
-      </w:pPr>
-    </w:p>
-    <w:p>
-      <w:pPr>
-        <w:spacing w:after="320" w:before="0" w:line="276" w:lineRule="auto"/>
-        <w:jc w:val="center"/>
-      </w:pPr>
-      <w:r>
-        <w:rPr>
-          <w:rFonts w:ascii="Times New Roman" w:hAnsi="Times New Roman" w:eastAsia="SimHei" w:cs="Times New Roman"/>
-          <w:b/>
-          <w:color w:val="17324D"/>
-          <w:sz w:val="64"/>
-        </w:rPr>
-        <w:t>化学竞赛习题册</w:t>
-      </w:r>
-    </w:p>
-    <w:p>
-      <w:pPr>
-        <w:spacing w:after="120" w:before="0" w:line="276" w:lineRule="auto"/>
-        <w:jc w:val="center"/>
-      </w:pPr>
-      <w:r>
-        <w:rPr>
-          <w:rFonts w:ascii="Times New Roman" w:hAnsi="Times New Roman" w:eastAsia="SimHei" w:cs="Times New Roman"/>
-          <w:b w:val="0"/>
-          <w:color w:val="5B6975"/>
-          <w:sz w:val="32"/>
-        </w:rPr>
-        <w:t>第二篇</w:t>
-      </w:r>
-      <w:r>
-        <w:rPr>
-          <w:rFonts w:ascii="Times New Roman" w:hAnsi="Times New Roman" w:eastAsia="Times New Roman" w:cs="Times New Roman"/>
-          <w:b w:val="0"/>
-          <w:color w:val="5B6975"/>
-          <w:sz w:val="32"/>
-        </w:rPr>
-        <w:t xml:space="preserve"> </w:t>
-      </w:r>
-      <w:r>
-        <w:rPr>
-          <w:rFonts w:ascii="Times New Roman" w:hAnsi="Times New Roman" w:eastAsia="SimHei" w:cs="Times New Roman"/>
-          <w:b w:val="0"/>
-          <w:color w:val="5B6975"/>
-          <w:sz w:val="32"/>
-        </w:rPr>
-        <w:t>结构化学</w:t>
-      </w:r>
-    </w:p>
-    <w:p>
-      <w:pPr>
-        <w:spacing w:after="600" w:before="0" w:line="276" w:lineRule="auto"/>
-        <w:jc w:val="center"/>
-      </w:pPr>
-      <w:r>
-        <w:rPr>
-          <w:rFonts w:ascii="Times New Roman" w:hAnsi="Times New Roman" w:eastAsia="SimHei" w:cs="Times New Roman"/>
-          <w:b/>
-          <w:color w:val="17324D"/>
-          <w:sz w:val="44"/>
-        </w:rPr>
-        <w:t>第</w:t>
-      </w:r>
-      <w:r>
-        <w:rPr>
-          <w:rFonts w:ascii="Times New Roman" w:hAnsi="Times New Roman" w:eastAsia="Times New Roman" w:cs="Times New Roman"/>
-          <w:b/>
-          <w:color w:val="17324D"/>
-          <w:sz w:val="44"/>
-        </w:rPr>
-        <w:t xml:space="preserve"> 5 </w:t>
-      </w:r>
-      <w:r>
-        <w:rPr>
-          <w:rFonts w:ascii="Times New Roman" w:hAnsi="Times New Roman" w:eastAsia="SimHei" w:cs="Times New Roman"/>
-          <w:b/>
-          <w:color w:val="17324D"/>
-          <w:sz w:val="44"/>
-        </w:rPr>
-        <w:t>章</w:t>
-      </w:r>
-      <w:r>
-        <w:rPr>
-          <w:rFonts w:ascii="Times New Roman" w:hAnsi="Times New Roman" w:eastAsia="Times New Roman" w:cs="Times New Roman"/>
-          <w:b/>
-          <w:color w:val="17324D"/>
-          <w:sz w:val="44"/>
-        </w:rPr>
-        <w:t xml:space="preserve"> </w:t>
-      </w:r>
-      <w:r>
-        <w:rPr>
-          <w:rFonts w:ascii="Times New Roman" w:hAnsi="Times New Roman" w:eastAsia="SimHei" w:cs="Times New Roman"/>
-          <w:b/>
-          <w:color w:val="17324D"/>
-          <w:sz w:val="44"/>
-        </w:rPr>
-        <w:t>对称性与群论</w:t>
-      </w:r>
-    </w:p>
-    <w:p>
-      <w:pPr>
-        <w:spacing w:after="600" w:before="120" w:line="276" w:lineRule="auto"/>
-        <w:jc w:val="center"/>
-        <w:pBdr>
-          <w:bottom w:val="single" w:sz="8" w:space="4" w:color="4A6577"/>
-        </w:pBdr>
-      </w:pPr>
-    </w:p>
-    <w:p>
-      <w:pPr>
-        <w:spacing w:after="160" w:before="0" w:line="276" w:lineRule="auto"/>
-        <w:jc w:val="center"/>
-      </w:pPr>
-      <w:r>
-        <w:rPr>
-          <w:rFonts w:ascii="Times New Roman" w:hAnsi="Times New Roman" w:eastAsia="FangSong" w:cs="Times New Roman"/>
-          <w:b w:val="0"/>
-          <w:color w:val="5B6975"/>
-          <w:sz w:val="24"/>
-        </w:rPr>
-        <w:t>题量</w:t>
-      </w:r>
-      <w:r>
-        <w:rPr>
-          <w:rFonts w:ascii="Times New Roman" w:hAnsi="Times New Roman" w:eastAsia="Times New Roman" w:cs="Times New Roman"/>
-          <w:b w:val="0"/>
-          <w:color w:val="5B6975"/>
-          <w:sz w:val="24"/>
-        </w:rPr>
-        <w:t>：32</w:t>
-      </w:r>
-    </w:p>
-    <w:p>
-      <w:pPr>
-        <w:spacing w:after="160" w:before="0" w:line="276" w:lineRule="auto"/>
-        <w:jc w:val="center"/>
-      </w:pPr>
-      <w:r>
-        <w:rPr>
-          <w:rFonts w:ascii="Times New Roman" w:hAnsi="Times New Roman" w:eastAsia="FangSong" w:cs="Times New Roman"/>
-          <w:b w:val="0"/>
-          <w:color w:val="5B6975"/>
-          <w:sz w:val="24"/>
-        </w:rPr>
-        <w:t>版本</w:t>
-      </w:r>
-      <w:r>
-        <w:rPr>
-          <w:rFonts w:ascii="Times New Roman" w:hAnsi="Times New Roman" w:eastAsia="Times New Roman" w:cs="Times New Roman"/>
-          <w:b w:val="0"/>
-          <w:color w:val="5B6975"/>
-          <w:sz w:val="24"/>
-        </w:rPr>
-        <w:t>：</w:t>
-      </w:r>
-      <w:r>
-        <w:rPr>
-          <w:rFonts w:ascii="Times New Roman" w:hAnsi="Times New Roman" w:eastAsia="FangSong" w:cs="Times New Roman"/>
-          <w:b w:val="0"/>
-          <w:color w:val="5B6975"/>
-          <w:sz w:val="24"/>
-        </w:rPr>
-        <w:t>教师版</w:t>
-      </w:r>
-      <w:r>
-        <w:rPr>
-          <w:rFonts w:ascii="Times New Roman" w:hAnsi="Times New Roman" w:eastAsia="Times New Roman" w:cs="Times New Roman"/>
-          <w:b w:val="0"/>
-          <w:color w:val="5B6975"/>
-          <w:sz w:val="24"/>
-        </w:rPr>
-        <w:t>（</w:t>
-      </w:r>
-      <w:r>
-        <w:rPr>
-          <w:rFonts w:ascii="Times New Roman" w:hAnsi="Times New Roman" w:eastAsia="FangSong" w:cs="Times New Roman"/>
-          <w:b w:val="0"/>
-          <w:color w:val="5B6975"/>
-          <w:sz w:val="24"/>
-        </w:rPr>
-        <w:t>含答案</w:t>
-      </w:r>
-      <w:r>
-        <w:rPr>
-          <w:rFonts w:ascii="Times New Roman" w:hAnsi="Times New Roman" w:eastAsia="Times New Roman" w:cs="Times New Roman"/>
-          <w:b w:val="0"/>
-          <w:color w:val="5B6975"/>
-          <w:sz w:val="24"/>
-        </w:rPr>
-        <w:t>）</w:t>
-      </w:r>
-    </w:p>
-    <w:p>
-      <w:pPr>
-        <w:spacing w:after="160" w:before="0" w:line="276" w:lineRule="auto"/>
-        <w:jc w:val="center"/>
-      </w:pPr>
-      <w:r>
-        <w:rPr>
-          <w:rFonts w:ascii="Times New Roman" w:hAnsi="Times New Roman" w:eastAsia="FangSong" w:cs="Times New Roman"/>
-          <w:b w:val="0"/>
-          <w:color w:val="5B6975"/>
-          <w:sz w:val="24"/>
-        </w:rPr>
-        <w:t>日期</w:t>
-      </w:r>
-      <w:r>
-        <w:rPr>
-          <w:rFonts w:ascii="Times New Roman" w:hAnsi="Times New Roman" w:eastAsia="Times New Roman" w:cs="Times New Roman"/>
-          <w:b w:val="0"/>
-          <w:color w:val="5B6975"/>
-          <w:sz w:val="24"/>
-        </w:rPr>
-        <w:t>：2026-09-06</w:t>
-      </w:r>
-    </w:p>
-    <w:p>
-      <w:pPr>
-        <w:jc w:val="center"/>
-      </w:pPr>
-      <w:r>
-        <w:rPr>
-          <w:rFonts w:ascii="Times New Roman" w:hAnsi="Times New Roman" w:eastAsia="Times New Roman" w:cs="Times New Roman"/>
-        </w:rPr>
-        <w:br w:type="page"/>
-      </w:r>
-    </w:p>
     <w:p>
       <w:pPr>
         <w:pStyle w:val="Heading1"/>

--- a/00-首页/题组Word/习题书/教师版/第二篇-结构化学/5-对称性与群论.docx
+++ b/00-首页/题组Word/习题书/教师版/第二篇-结构化学/5-对称性与群论.docx
@@ -2,7 +2,7 @@
 <file path=word/document.xml><?xml version="1.0" encoding="utf-8"?>
 <w:document xmlns:w="http://schemas.openxmlformats.org/wordprocessingml/2006/main" xmlns:m="http://schemas.openxmlformats.org/officeDocument/2006/math" xmlns:r="http://schemas.openxmlformats.org/officeDocument/2006/relationships" xmlns:o="urn:schemas-microsoft-com:office:office" xmlns:v="urn:schemas-microsoft-com:vml" xmlns:w10="urn:schemas-microsoft-com:office:word" xmlns:a="http://schemas.openxmlformats.org/drawingml/2006/main" xmlns:pic="http://schemas.openxmlformats.org/drawingml/2006/picture" xmlns:wp="http://schemas.openxmlformats.org/drawingml/2006/wordprocessingDrawing">
   <w:body>
-    <w:bookmarkStart w:id="162" w:name="第-5-章-对称性与群论"/>
+    <w:bookmarkStart w:id="163" w:name="第-5-章-对称性与群论"/>
     <w:p>
       <w:pPr>
         <w:pStyle w:val="Heading1"/>
@@ -50,7 +50,21 @@
         </w:pict>
       </w:r>
     </w:p>
-    <w:bookmarkStart w:id="10" w:name="群论-习题1.4"/>
+    <w:bookmarkStart w:id="9" w:name="竞赛提升"/>
+    <w:p>
+      <w:pPr>
+        <w:pStyle w:val="Heading2"/>
+        <w:spacing w:before="280" w:after="120"/>
+      </w:pPr>
+      <w:r>
+        <w:rPr>
+          <w:rFonts w:hint="eastAsia" w:ascii="Times New Roman" w:hAnsi="Times New Roman" w:eastAsia="SimHei" w:cs="Times New Roman"/>
+        </w:rPr>
+        <w:t xml:space="preserve">竞赛提升</w:t>
+      </w:r>
+    </w:p>
+    <w:bookmarkEnd w:id="9"/>
+    <w:bookmarkStart w:id="11" w:name="群论-习题1.4"/>
     <w:p>
       <w:pPr>
         <w:pStyle w:val="Heading2"/>
@@ -1397,7 +1411,7 @@
         </w:tc>
       </w:tr>
     </w:tbl>
-    <w:bookmarkStart w:id="9" w:name="考点提示"/>
+    <w:bookmarkStart w:id="10" w:name="考点提示"/>
     <w:p>
       <w:pPr>
         <w:pStyle w:val="Heading3"/>
@@ -1825,9 +1839,9 @@
         </w:pict>
       </w:r>
     </w:p>
-    <w:bookmarkEnd w:id="9"/>
     <w:bookmarkEnd w:id="10"/>
-    <w:bookmarkStart w:id="11" w:name="对称性-习题4.1"/>
+    <w:bookmarkEnd w:id="11"/>
+    <w:bookmarkStart w:id="12" w:name="对称性-习题4.1"/>
     <w:p>
       <w:pPr>
         <w:pStyle w:val="Heading2"/>
@@ -2250,8 +2264,8 @@
         </w:pict>
       </w:r>
     </w:p>
-    <w:bookmarkEnd w:id="11"/>
-    <w:bookmarkStart w:id="12" w:name="对称性-习题4.2"/>
+    <w:bookmarkEnd w:id="12"/>
+    <w:bookmarkStart w:id="13" w:name="对称性-习题4.2"/>
     <w:p>
       <w:pPr>
         <w:pStyle w:val="Heading2"/>
@@ -2457,8 +2471,8 @@
         </w:pict>
       </w:r>
     </w:p>
-    <w:bookmarkEnd w:id="12"/>
-    <w:bookmarkStart w:id="13" w:name="对称性-习题4.3"/>
+    <w:bookmarkEnd w:id="13"/>
+    <w:bookmarkStart w:id="14" w:name="对称性-习题4.3"/>
     <w:p>
       <w:pPr>
         <w:pStyle w:val="Heading2"/>
@@ -3328,8 +3342,8 @@
         </w:pict>
       </w:r>
     </w:p>
-    <w:bookmarkEnd w:id="13"/>
-    <w:bookmarkStart w:id="14" w:name="对称性-习题4.4"/>
+    <w:bookmarkEnd w:id="14"/>
+    <w:bookmarkStart w:id="15" w:name="对称性-习题4.4"/>
     <w:p>
       <w:pPr>
         <w:pStyle w:val="Heading2"/>
@@ -4070,8 +4084,8 @@
         </w:pict>
       </w:r>
     </w:p>
-    <w:bookmarkEnd w:id="14"/>
-    <w:bookmarkStart w:id="15" w:name="对称性-习题4.5"/>
+    <w:bookmarkEnd w:id="15"/>
+    <w:bookmarkStart w:id="16" w:name="对称性-习题4.5"/>
     <w:p>
       <w:pPr>
         <w:pStyle w:val="Heading2"/>
@@ -4560,8 +4574,8 @@
         </w:pict>
       </w:r>
     </w:p>
-    <w:bookmarkEnd w:id="15"/>
-    <w:bookmarkStart w:id="16" w:name="对称性-习题4.6"/>
+    <w:bookmarkEnd w:id="16"/>
+    <w:bookmarkStart w:id="17" w:name="对称性-习题4.6"/>
     <w:p>
       <w:pPr>
         <w:pStyle w:val="Heading2"/>
@@ -7653,8 +7667,8 @@
         </w:pict>
       </w:r>
     </w:p>
-    <w:bookmarkEnd w:id="16"/>
-    <w:bookmarkStart w:id="17" w:name="对称性-习题4.7"/>
+    <w:bookmarkEnd w:id="17"/>
+    <w:bookmarkStart w:id="18" w:name="对称性-习题4.7"/>
     <w:p>
       <w:pPr>
         <w:pStyle w:val="Heading2"/>
@@ -8610,8 +8624,8 @@
         </w:pict>
       </w:r>
     </w:p>
-    <w:bookmarkEnd w:id="17"/>
-    <w:bookmarkStart w:id="18" w:name="对称性-习题4.8"/>
+    <w:bookmarkEnd w:id="18"/>
+    <w:bookmarkStart w:id="19" w:name="对称性-习题4.8"/>
     <w:p>
       <w:pPr>
         <w:pStyle w:val="Heading2"/>
@@ -9299,8 +9313,8 @@
         </w:pict>
       </w:r>
     </w:p>
-    <w:bookmarkEnd w:id="18"/>
-    <w:bookmarkStart w:id="19" w:name="对称性-习题4.9"/>
+    <w:bookmarkEnd w:id="19"/>
+    <w:bookmarkStart w:id="20" w:name="对称性-习题4.9"/>
     <w:p>
       <w:pPr>
         <w:pStyle w:val="Heading2"/>
@@ -12724,8 +12738,8 @@
         </w:pict>
       </w:r>
     </w:p>
-    <w:bookmarkEnd w:id="19"/>
-    <w:bookmarkStart w:id="23" w:name="对称性-习题4.10"/>
+    <w:bookmarkEnd w:id="20"/>
+    <w:bookmarkStart w:id="24" w:name="对称性-习题4.10"/>
     <w:p>
       <w:pPr>
         <w:pStyle w:val="Heading2"/>
@@ -13209,18 +13223,18 @@
           <wp:inline>
             <wp:extent cx="3240000" cy="3030215"/>
             <wp:effectExtent b="0" l="0" r="0" t="0"/>
-            <wp:docPr descr="" title="" id="21" name="Picture"/>
+            <wp:docPr descr="" title="" id="22" name="Picture"/>
             <a:graphic>
               <a:graphicData uri="http://schemas.openxmlformats.org/drawingml/2006/picture">
                 <pic:pic>
                   <pic:nvPicPr>
-                    <pic:cNvPr descr="29ca9e83999cff225a24587d304847c3009c3f4b668386cfa102316f15fbc397.jpg" id="22" name="Picture"/>
+                    <pic:cNvPr descr="29ca9e83999cff225a24587d304847c3009c3f4b668386cfa102316f15fbc397.jpg" id="23" name="Picture"/>
                     <pic:cNvPicPr>
                       <a:picLocks noChangeArrowheads="1" noChangeAspect="1"/>
                     </pic:cNvPicPr>
                   </pic:nvPicPr>
                   <pic:blipFill>
-                    <a:blip r:embed="rId20"/>
+                    <a:blip r:embed="rId21"/>
                     <a:stretch>
                       <a:fillRect/>
                     </a:stretch>
@@ -13257,8 +13271,8 @@
         </w:pict>
       </w:r>
     </w:p>
-    <w:bookmarkEnd w:id="23"/>
-    <w:bookmarkStart w:id="30" w:name="对称性-习题4.11"/>
+    <w:bookmarkEnd w:id="24"/>
+    <w:bookmarkStart w:id="31" w:name="对称性-习题4.11"/>
     <w:p>
       <w:pPr>
         <w:pStyle w:val="Heading2"/>
@@ -13824,18 +13838,18 @@
           <wp:inline>
             <wp:extent cx="3240000" cy="3447692"/>
             <wp:effectExtent b="0" l="0" r="0" t="0"/>
-            <wp:docPr descr="" title="" id="25" name="Picture"/>
+            <wp:docPr descr="" title="" id="26" name="Picture"/>
             <a:graphic>
               <a:graphicData uri="http://schemas.openxmlformats.org/drawingml/2006/picture">
                 <pic:pic>
                   <pic:nvPicPr>
-                    <pic:cNvPr descr="cb9a85f22c43287830a2470ee4505fe454760df6e23b14335da655ad84aaa428.jpg" id="26" name="Picture"/>
+                    <pic:cNvPr descr="cb9a85f22c43287830a2470ee4505fe454760df6e23b14335da655ad84aaa428.jpg" id="27" name="Picture"/>
                     <pic:cNvPicPr>
                       <a:picLocks noChangeArrowheads="1" noChangeAspect="1"/>
                     </pic:cNvPicPr>
                   </pic:nvPicPr>
                   <pic:blipFill>
-                    <a:blip r:embed="rId24"/>
+                    <a:blip r:embed="rId25"/>
                     <a:stretch>
                       <a:fillRect/>
                     </a:stretch>
@@ -13876,18 +13890,18 @@
           <wp:inline>
             <wp:extent cx="3240000" cy="2952000"/>
             <wp:effectExtent b="0" l="0" r="0" t="0"/>
-            <wp:docPr descr="" title="" id="28" name="Picture"/>
+            <wp:docPr descr="" title="" id="29" name="Picture"/>
             <a:graphic>
               <a:graphicData uri="http://schemas.openxmlformats.org/drawingml/2006/picture">
                 <pic:pic>
                   <pic:nvPicPr>
-                    <pic:cNvPr descr="7deae0043b321148558d843235943d1446d5aabf36dc724d4cbc73329ed6c30d.jpg" id="29" name="Picture"/>
+                    <pic:cNvPr descr="7deae0043b321148558d843235943d1446d5aabf36dc724d4cbc73329ed6c30d.jpg" id="30" name="Picture"/>
                     <pic:cNvPicPr>
                       <a:picLocks noChangeArrowheads="1" noChangeAspect="1"/>
                     </pic:cNvPicPr>
                   </pic:nvPicPr>
                   <pic:blipFill>
-                    <a:blip r:embed="rId27"/>
+                    <a:blip r:embed="rId28"/>
                     <a:stretch>
                       <a:fillRect/>
                     </a:stretch>
@@ -13924,8 +13938,8 @@
         </w:pict>
       </w:r>
     </w:p>
-    <w:bookmarkEnd w:id="30"/>
-    <w:bookmarkStart w:id="49" w:name="对称性-习题4.12"/>
+    <w:bookmarkEnd w:id="31"/>
+    <w:bookmarkStart w:id="50" w:name="对称性-习题4.12"/>
     <w:p>
       <w:pPr>
         <w:pStyle w:val="Heading2"/>
@@ -14911,18 +14925,18 @@
           <wp:inline>
             <wp:extent cx="3240000" cy="2896822"/>
             <wp:effectExtent b="0" l="0" r="0" t="0"/>
-            <wp:docPr descr="" title="" id="32" name="Picture"/>
+            <wp:docPr descr="" title="" id="33" name="Picture"/>
             <a:graphic>
               <a:graphicData uri="http://schemas.openxmlformats.org/drawingml/2006/picture">
                 <pic:pic>
                   <pic:nvPicPr>
-                    <pic:cNvPr descr="f8ec65aaf4b1a5700bd2a29624e8af0f83a2a9a876df75637531908c960826e0.jpg" id="33" name="Picture"/>
+                    <pic:cNvPr descr="f8ec65aaf4b1a5700bd2a29624e8af0f83a2a9a876df75637531908c960826e0.jpg" id="34" name="Picture"/>
                     <pic:cNvPicPr>
                       <a:picLocks noChangeArrowheads="1" noChangeAspect="1"/>
                     </pic:cNvPicPr>
                   </pic:nvPicPr>
                   <pic:blipFill>
-                    <a:blip r:embed="rId31"/>
+                    <a:blip r:embed="rId32"/>
                     <a:stretch>
                       <a:fillRect/>
                     </a:stretch>
@@ -14975,18 +14989,18 @@
           <wp:inline>
             <wp:extent cx="3240000" cy="2822576"/>
             <wp:effectExtent b="0" l="0" r="0" t="0"/>
-            <wp:docPr descr="" title="" id="35" name="Picture"/>
+            <wp:docPr descr="" title="" id="36" name="Picture"/>
             <a:graphic>
               <a:graphicData uri="http://schemas.openxmlformats.org/drawingml/2006/picture">
                 <pic:pic>
                   <pic:nvPicPr>
-                    <pic:cNvPr descr="69d1e49fbce1f35a9714ad712e11a53e45a3ade7e86f409d6facc96e1ca3449a.jpg" id="36" name="Picture"/>
+                    <pic:cNvPr descr="69d1e49fbce1f35a9714ad712e11a53e45a3ade7e86f409d6facc96e1ca3449a.jpg" id="37" name="Picture"/>
                     <pic:cNvPicPr>
                       <a:picLocks noChangeArrowheads="1" noChangeAspect="1"/>
                     </pic:cNvPicPr>
                   </pic:nvPicPr>
                   <pic:blipFill>
-                    <a:blip r:embed="rId34"/>
+                    <a:blip r:embed="rId35"/>
                     <a:stretch>
                       <a:fillRect/>
                     </a:stretch>
@@ -15039,18 +15053,18 @@
           <wp:inline>
             <wp:extent cx="3240000" cy="2878885"/>
             <wp:effectExtent b="0" l="0" r="0" t="0"/>
-            <wp:docPr descr="" title="" id="38" name="Picture"/>
+            <wp:docPr descr="" title="" id="39" name="Picture"/>
             <a:graphic>
               <a:graphicData uri="http://schemas.openxmlformats.org/drawingml/2006/picture">
                 <pic:pic>
                   <pic:nvPicPr>
-                    <pic:cNvPr descr="b5e4e3e30af1c41f8bcccd646c3fe2bb9ce021cfd1ef9a9d19cabb57d458b2e4.jpg" id="39" name="Picture"/>
+                    <pic:cNvPr descr="b5e4e3e30af1c41f8bcccd646c3fe2bb9ce021cfd1ef9a9d19cabb57d458b2e4.jpg" id="40" name="Picture"/>
                     <pic:cNvPicPr>
                       <a:picLocks noChangeArrowheads="1" noChangeAspect="1"/>
                     </pic:cNvPicPr>
                   </pic:nvPicPr>
                   <pic:blipFill>
-                    <a:blip r:embed="rId37"/>
+                    <a:blip r:embed="rId38"/>
                     <a:stretch>
                       <a:fillRect/>
                     </a:stretch>
@@ -15271,18 +15285,18 @@
           <wp:inline>
             <wp:extent cx="3240000" cy="2848792"/>
             <wp:effectExtent b="0" l="0" r="0" t="0"/>
-            <wp:docPr descr="" title="" id="41" name="Picture"/>
+            <wp:docPr descr="" title="" id="42" name="Picture"/>
             <a:graphic>
               <a:graphicData uri="http://schemas.openxmlformats.org/drawingml/2006/picture">
                 <pic:pic>
                   <pic:nvPicPr>
-                    <pic:cNvPr descr="cf2b7e14a7f73b720dcdbf53bbe0bda265bf8919a91a9e671ffe41033470266d.jpg" id="42" name="Picture"/>
+                    <pic:cNvPr descr="cf2b7e14a7f73b720dcdbf53bbe0bda265bf8919a91a9e671ffe41033470266d.jpg" id="43" name="Picture"/>
                     <pic:cNvPicPr>
                       <a:picLocks noChangeArrowheads="1" noChangeAspect="1"/>
                     </pic:cNvPicPr>
                   </pic:nvPicPr>
                   <pic:blipFill>
-                    <a:blip r:embed="rId40"/>
+                    <a:blip r:embed="rId41"/>
                     <a:stretch>
                       <a:fillRect/>
                     </a:stretch>
@@ -15503,18 +15517,18 @@
           <wp:inline>
             <wp:extent cx="3240000" cy="2848792"/>
             <wp:effectExtent b="0" l="0" r="0" t="0"/>
-            <wp:docPr descr="" title="" id="44" name="Picture"/>
+            <wp:docPr descr="" title="" id="45" name="Picture"/>
             <a:graphic>
               <a:graphicData uri="http://schemas.openxmlformats.org/drawingml/2006/picture">
                 <pic:pic>
                   <pic:nvPicPr>
-                    <pic:cNvPr descr="6d9464ca2b85e458def751b3b856e145109bd39f5d26dde4951d3f88d8d2dc38.jpg" id="45" name="Picture"/>
+                    <pic:cNvPr descr="6d9464ca2b85e458def751b3b856e145109bd39f5d26dde4951d3f88d8d2dc38.jpg" id="46" name="Picture"/>
                     <pic:cNvPicPr>
                       <a:picLocks noChangeArrowheads="1" noChangeAspect="1"/>
                     </pic:cNvPicPr>
                   </pic:nvPicPr>
                   <pic:blipFill>
-                    <a:blip r:embed="rId43"/>
+                    <a:blip r:embed="rId44"/>
                     <a:stretch>
                       <a:fillRect/>
                     </a:stretch>
@@ -15603,18 +15617,18 @@
           <wp:inline>
             <wp:extent cx="3240000" cy="2878885"/>
             <wp:effectExtent b="0" l="0" r="0" t="0"/>
-            <wp:docPr descr="" title="" id="47" name="Picture"/>
+            <wp:docPr descr="" title="" id="48" name="Picture"/>
             <a:graphic>
               <a:graphicData uri="http://schemas.openxmlformats.org/drawingml/2006/picture">
                 <pic:pic>
                   <pic:nvPicPr>
-                    <pic:cNvPr descr="50a884ec3d4d98d3394a3377109fafab5dde97d9d7fbefed483fdf9d7ad5b9b8.jpg" id="48" name="Picture"/>
+                    <pic:cNvPr descr="50a884ec3d4d98d3394a3377109fafab5dde97d9d7fbefed483fdf9d7ad5b9b8.jpg" id="49" name="Picture"/>
                     <pic:cNvPicPr>
                       <a:picLocks noChangeArrowheads="1" noChangeAspect="1"/>
                     </pic:cNvPicPr>
                   </pic:nvPicPr>
                   <pic:blipFill>
-                    <a:blip r:embed="rId46"/>
+                    <a:blip r:embed="rId47"/>
                     <a:stretch>
                       <a:fillRect/>
                     </a:stretch>
@@ -15747,8 +15761,8 @@
         </w:pict>
       </w:r>
     </w:p>
-    <w:bookmarkEnd w:id="49"/>
-    <w:bookmarkStart w:id="50" w:name="对称性-习题4.13"/>
+    <w:bookmarkEnd w:id="50"/>
+    <w:bookmarkStart w:id="51" w:name="对称性-习题4.13"/>
     <w:p>
       <w:pPr>
         <w:pStyle w:val="Heading2"/>
@@ -16419,8 +16433,8 @@
         </w:pict>
       </w:r>
     </w:p>
-    <w:bookmarkEnd w:id="50"/>
-    <w:bookmarkStart w:id="54" w:name="对称性-习题4.14"/>
+    <w:bookmarkEnd w:id="51"/>
+    <w:bookmarkStart w:id="55" w:name="对称性-习题4.14"/>
     <w:p>
       <w:pPr>
         <w:pStyle w:val="Heading2"/>
@@ -16682,18 +16696,18 @@
           <wp:inline>
             <wp:extent cx="3240000" cy="2527410"/>
             <wp:effectExtent b="0" l="0" r="0" t="0"/>
-            <wp:docPr descr="" title="" id="52" name="Picture"/>
+            <wp:docPr descr="" title="" id="53" name="Picture"/>
             <a:graphic>
               <a:graphicData uri="http://schemas.openxmlformats.org/drawingml/2006/picture">
                 <pic:pic>
                   <pic:nvPicPr>
-                    <pic:cNvPr descr="a93bddb48e7c0d1dc7af2a9b36e352239462629792f4e5f54e0fc4c21c4713e9.jpg" id="53" name="Picture"/>
+                    <pic:cNvPr descr="a93bddb48e7c0d1dc7af2a9b36e352239462629792f4e5f54e0fc4c21c4713e9.jpg" id="54" name="Picture"/>
                     <pic:cNvPicPr>
                       <a:picLocks noChangeArrowheads="1" noChangeAspect="1"/>
                     </pic:cNvPicPr>
                   </pic:nvPicPr>
                   <pic:blipFill>
-                    <a:blip r:embed="rId51"/>
+                    <a:blip r:embed="rId52"/>
                     <a:stretch>
                       <a:fillRect/>
                     </a:stretch>
@@ -16772,8 +16786,8 @@
         </w:pict>
       </w:r>
     </w:p>
-    <w:bookmarkEnd w:id="54"/>
-    <w:bookmarkStart w:id="67" w:name="对称性-习题4.15"/>
+    <w:bookmarkEnd w:id="55"/>
+    <w:bookmarkStart w:id="68" w:name="对称性-习题4.15"/>
     <w:p>
       <w:pPr>
         <w:pStyle w:val="Heading2"/>
@@ -18459,18 +18473,18 @@
           <wp:inline>
             <wp:extent cx="1536700" cy="1066800"/>
             <wp:effectExtent b="0" l="0" r="0" t="0"/>
-            <wp:docPr descr="" title="" id="56" name="Picture"/>
+            <wp:docPr descr="" title="" id="57" name="Picture"/>
             <a:graphic>
               <a:graphicData uri="http://schemas.openxmlformats.org/drawingml/2006/picture">
                 <pic:pic>
                   <pic:nvPicPr>
-                    <pic:cNvPr descr="5dcdadfae028386809b32f84bad0951e7bee1c8bb98cf8914c40aaa4128c87d3.jpg" id="57" name="Picture"/>
+                    <pic:cNvPr descr="5dcdadfae028386809b32f84bad0951e7bee1c8bb98cf8914c40aaa4128c87d3.jpg" id="58" name="Picture"/>
                     <pic:cNvPicPr>
                       <a:picLocks noChangeArrowheads="1" noChangeAspect="1"/>
                     </pic:cNvPicPr>
                   </pic:nvPicPr>
                   <pic:blipFill>
-                    <a:blip r:embed="rId55"/>
+                    <a:blip r:embed="rId56"/>
                     <a:stretch>
                       <a:fillRect/>
                     </a:stretch>
@@ -18534,18 +18548,18 @@
           <wp:inline>
             <wp:extent cx="3600000" cy="1589610"/>
             <wp:effectExtent b="0" l="0" r="0" t="0"/>
-            <wp:docPr descr="" title="" id="59" name="Picture"/>
+            <wp:docPr descr="" title="" id="60" name="Picture"/>
             <a:graphic>
               <a:graphicData uri="http://schemas.openxmlformats.org/drawingml/2006/picture">
                 <pic:pic>
                   <pic:nvPicPr>
-                    <pic:cNvPr descr="5108e30dcdcdd4d42e2b32fb087f85c8916e99105cf5151dfc744540c351891f.jpg" id="60" name="Picture"/>
+                    <pic:cNvPr descr="5108e30dcdcdd4d42e2b32fb087f85c8916e99105cf5151dfc744540c351891f.jpg" id="61" name="Picture"/>
                     <pic:cNvPicPr>
                       <a:picLocks noChangeArrowheads="1" noChangeAspect="1"/>
                     </pic:cNvPicPr>
                   </pic:nvPicPr>
                   <pic:blipFill>
-                    <a:blip r:embed="rId58"/>
+                    <a:blip r:embed="rId59"/>
                     <a:stretch>
                       <a:fillRect/>
                     </a:stretch>
@@ -18655,18 +18669,18 @@
           <wp:inline>
             <wp:extent cx="2400300" cy="1828800"/>
             <wp:effectExtent b="0" l="0" r="0" t="0"/>
-            <wp:docPr descr="" title="" id="62" name="Picture"/>
+            <wp:docPr descr="" title="" id="63" name="Picture"/>
             <a:graphic>
               <a:graphicData uri="http://schemas.openxmlformats.org/drawingml/2006/picture">
                 <pic:pic>
                   <pic:nvPicPr>
-                    <pic:cNvPr descr="9b5c74ebe3b5c4dce0ba2cb0989e4cfccccf70f7a836d5d9c09fe0cd39a258e0.jpg" id="63" name="Picture"/>
+                    <pic:cNvPr descr="9b5c74ebe3b5c4dce0ba2cb0989e4cfccccf70f7a836d5d9c09fe0cd39a258e0.jpg" id="64" name="Picture"/>
                     <pic:cNvPicPr>
                       <a:picLocks noChangeArrowheads="1" noChangeAspect="1"/>
                     </pic:cNvPicPr>
                   </pic:nvPicPr>
                   <pic:blipFill>
-                    <a:blip r:embed="rId61"/>
+                    <a:blip r:embed="rId62"/>
                     <a:stretch>
                       <a:fillRect/>
                     </a:stretch>
@@ -18776,18 +18790,18 @@
           <wp:inline>
             <wp:extent cx="3600000" cy="848036"/>
             <wp:effectExtent b="0" l="0" r="0" t="0"/>
-            <wp:docPr descr="" title="" id="65" name="Picture"/>
+            <wp:docPr descr="" title="" id="66" name="Picture"/>
             <a:graphic>
               <a:graphicData uri="http://schemas.openxmlformats.org/drawingml/2006/picture">
                 <pic:pic>
                   <pic:nvPicPr>
-                    <pic:cNvPr descr="e9121375ad48479c1ec490ba91ba9c33eeb2c7ac938a7bbeed728cbc689f1f2f.jpg" id="66" name="Picture"/>
+                    <pic:cNvPr descr="e9121375ad48479c1ec490ba91ba9c33eeb2c7ac938a7bbeed728cbc689f1f2f.jpg" id="67" name="Picture"/>
                     <pic:cNvPicPr>
                       <a:picLocks noChangeArrowheads="1" noChangeAspect="1"/>
                     </pic:cNvPicPr>
                   </pic:nvPicPr>
                   <pic:blipFill>
-                    <a:blip r:embed="rId64"/>
+                    <a:blip r:embed="rId65"/>
                     <a:stretch>
                       <a:fillRect/>
                     </a:stretch>
@@ -18883,8 +18897,8 @@
         </w:pict>
       </w:r>
     </w:p>
-    <w:bookmarkEnd w:id="67"/>
-    <w:bookmarkStart w:id="74" w:name="对称性-习题4.16"/>
+    <w:bookmarkEnd w:id="68"/>
+    <w:bookmarkStart w:id="75" w:name="对称性-习题4.16"/>
     <w:p>
       <w:pPr>
         <w:pStyle w:val="Heading2"/>
@@ -19306,18 +19320,18 @@
           <wp:inline>
             <wp:extent cx="2057400" cy="1422400"/>
             <wp:effectExtent b="0" l="0" r="0" t="0"/>
-            <wp:docPr descr="" title="" id="69" name="Picture"/>
+            <wp:docPr descr="" title="" id="70" name="Picture"/>
             <a:graphic>
               <a:graphicData uri="http://schemas.openxmlformats.org/drawingml/2006/picture">
                 <pic:pic>
                   <pic:nvPicPr>
-                    <pic:cNvPr descr="65ea9a240e580fb44712b0826f726c7a4ab7305108b1d1401a467f0144606873.jpg" id="70" name="Picture"/>
+                    <pic:cNvPr descr="65ea9a240e580fb44712b0826f726c7a4ab7305108b1d1401a467f0144606873.jpg" id="71" name="Picture"/>
                     <pic:cNvPicPr>
                       <a:picLocks noChangeArrowheads="1" noChangeAspect="1"/>
                     </pic:cNvPicPr>
                   </pic:nvPicPr>
                   <pic:blipFill>
-                    <a:blip r:embed="rId68"/>
+                    <a:blip r:embed="rId69"/>
                     <a:stretch>
                       <a:fillRect/>
                     </a:stretch>
@@ -19358,18 +19372,18 @@
           <wp:inline>
             <wp:extent cx="3352800" cy="2413000"/>
             <wp:effectExtent b="0" l="0" r="0" t="0"/>
-            <wp:docPr descr="" title="" id="72" name="Picture"/>
+            <wp:docPr descr="" title="" id="73" name="Picture"/>
             <a:graphic>
               <a:graphicData uri="http://schemas.openxmlformats.org/drawingml/2006/picture">
                 <pic:pic>
                   <pic:nvPicPr>
-                    <pic:cNvPr descr="601a1f90435e71fd7b1eb8132a9ff533238cae5a5ca573a72c582c266f39e804.jpg" id="73" name="Picture"/>
+                    <pic:cNvPr descr="601a1f90435e71fd7b1eb8132a9ff533238cae5a5ca573a72c582c266f39e804.jpg" id="74" name="Picture"/>
                     <pic:cNvPicPr>
                       <a:picLocks noChangeArrowheads="1" noChangeAspect="1"/>
                     </pic:cNvPicPr>
                   </pic:nvPicPr>
                   <pic:blipFill>
-                    <a:blip r:embed="rId71"/>
+                    <a:blip r:embed="rId72"/>
                     <a:stretch>
                       <a:fillRect/>
                     </a:stretch>
@@ -20146,8 +20160,8 @@
         </w:pict>
       </w:r>
     </w:p>
-    <w:bookmarkEnd w:id="74"/>
-    <w:bookmarkStart w:id="84" w:name="对称性-习题4.17"/>
+    <w:bookmarkEnd w:id="75"/>
+    <w:bookmarkStart w:id="85" w:name="对称性-习题4.17"/>
     <w:p>
       <w:pPr>
         <w:pStyle w:val="Heading2"/>
@@ -21959,18 +21973,18 @@
           <wp:inline>
             <wp:extent cx="2832100" cy="2133600"/>
             <wp:effectExtent b="0" l="0" r="0" t="0"/>
-            <wp:docPr descr="" title="" id="76" name="Picture"/>
+            <wp:docPr descr="" title="" id="77" name="Picture"/>
             <a:graphic>
               <a:graphicData uri="http://schemas.openxmlformats.org/drawingml/2006/picture">
                 <pic:pic>
                   <pic:nvPicPr>
-                    <pic:cNvPr descr="8acf1bfa4afd5e78a220cdb17df883713ae6d76f4e85b06ccb9d06ba68a06138.jpg" id="77" name="Picture"/>
+                    <pic:cNvPr descr="8acf1bfa4afd5e78a220cdb17df883713ae6d76f4e85b06ccb9d06ba68a06138.jpg" id="78" name="Picture"/>
                     <pic:cNvPicPr>
                       <a:picLocks noChangeArrowheads="1" noChangeAspect="1"/>
                     </pic:cNvPicPr>
                   </pic:nvPicPr>
                   <pic:blipFill>
-                    <a:blip r:embed="rId75"/>
+                    <a:blip r:embed="rId76"/>
                     <a:stretch>
                       <a:fillRect/>
                     </a:stretch>
@@ -22400,18 +22414,18 @@
           <wp:inline>
             <wp:extent cx="2590800" cy="1308100"/>
             <wp:effectExtent b="0" l="0" r="0" t="0"/>
-            <wp:docPr descr="" title="" id="79" name="Picture"/>
+            <wp:docPr descr="" title="" id="80" name="Picture"/>
             <a:graphic>
               <a:graphicData uri="http://schemas.openxmlformats.org/drawingml/2006/picture">
                 <pic:pic>
                   <pic:nvPicPr>
-                    <pic:cNvPr descr="adb013ac35dd7d68e12aada84c80853a252a2af13a64e98b5bb5977c1366202d.jpg" id="80" name="Picture"/>
+                    <pic:cNvPr descr="adb013ac35dd7d68e12aada84c80853a252a2af13a64e98b5bb5977c1366202d.jpg" id="81" name="Picture"/>
                     <pic:cNvPicPr>
                       <a:picLocks noChangeArrowheads="1" noChangeAspect="1"/>
                     </pic:cNvPicPr>
                   </pic:nvPicPr>
                   <pic:blipFill>
-                    <a:blip r:embed="rId78"/>
+                    <a:blip r:embed="rId79"/>
                     <a:stretch>
                       <a:fillRect/>
                     </a:stretch>
@@ -22540,18 +22554,18 @@
           <wp:inline>
             <wp:extent cx="2438400" cy="1244600"/>
             <wp:effectExtent b="0" l="0" r="0" t="0"/>
-            <wp:docPr descr="" title="" id="82" name="Picture"/>
+            <wp:docPr descr="" title="" id="83" name="Picture"/>
             <a:graphic>
               <a:graphicData uri="http://schemas.openxmlformats.org/drawingml/2006/picture">
                 <pic:pic>
                   <pic:nvPicPr>
-                    <pic:cNvPr descr="857ffd767b2cfee5422a7e9e2a9c2201715d4c0b0c765b23b107b9c2bde14119.jpg" id="83" name="Picture"/>
+                    <pic:cNvPr descr="857ffd767b2cfee5422a7e9e2a9c2201715d4c0b0c765b23b107b9c2bde14119.jpg" id="84" name="Picture"/>
                     <pic:cNvPicPr>
                       <a:picLocks noChangeArrowheads="1" noChangeAspect="1"/>
                     </pic:cNvPicPr>
                   </pic:nvPicPr>
                   <pic:blipFill>
-                    <a:blip r:embed="rId81"/>
+                    <a:blip r:embed="rId82"/>
                     <a:stretch>
                       <a:fillRect/>
                     </a:stretch>
@@ -22832,8 +22846,8 @@
         </w:pict>
       </w:r>
     </w:p>
-    <w:bookmarkEnd w:id="84"/>
-    <w:bookmarkStart w:id="94" w:name="对称性-习题4.18"/>
+    <w:bookmarkEnd w:id="85"/>
+    <w:bookmarkStart w:id="95" w:name="对称性-习题4.18"/>
     <w:p>
       <w:pPr>
         <w:pStyle w:val="Heading2"/>
@@ -24251,18 +24265,18 @@
           <wp:inline>
             <wp:extent cx="2057400" cy="1778000"/>
             <wp:effectExtent b="0" l="0" r="0" t="0"/>
-            <wp:docPr descr="" title="" id="86" name="Picture"/>
+            <wp:docPr descr="" title="" id="87" name="Picture"/>
             <a:graphic>
               <a:graphicData uri="http://schemas.openxmlformats.org/drawingml/2006/picture">
                 <pic:pic>
                   <pic:nvPicPr>
-                    <pic:cNvPr descr="233e0c8ec954d58d99d981c19ca582f63121301f2d6f82d1fcbfd8d0c8f8d7c2.jpg" id="87" name="Picture"/>
+                    <pic:cNvPr descr="233e0c8ec954d58d99d981c19ca582f63121301f2d6f82d1fcbfd8d0c8f8d7c2.jpg" id="88" name="Picture"/>
                     <pic:cNvPicPr>
                       <a:picLocks noChangeArrowheads="1" noChangeAspect="1"/>
                     </pic:cNvPicPr>
                   </pic:nvPicPr>
                   <pic:blipFill>
-                    <a:blip r:embed="rId85"/>
+                    <a:blip r:embed="rId86"/>
                     <a:stretch>
                       <a:fillRect/>
                     </a:stretch>
@@ -24303,18 +24317,18 @@
           <wp:inline>
             <wp:extent cx="2235200" cy="2159000"/>
             <wp:effectExtent b="0" l="0" r="0" t="0"/>
-            <wp:docPr descr="" title="" id="89" name="Picture"/>
+            <wp:docPr descr="" title="" id="90" name="Picture"/>
             <a:graphic>
               <a:graphicData uri="http://schemas.openxmlformats.org/drawingml/2006/picture">
                 <pic:pic>
                   <pic:nvPicPr>
-                    <pic:cNvPr descr="8e35ed13917ac175888408c142149874818ffb10a41bb7c7f99f5a845126f189.jpg" id="90" name="Picture"/>
+                    <pic:cNvPr descr="8e35ed13917ac175888408c142149874818ffb10a41bb7c7f99f5a845126f189.jpg" id="91" name="Picture"/>
                     <pic:cNvPicPr>
                       <a:picLocks noChangeArrowheads="1" noChangeAspect="1"/>
                     </pic:cNvPicPr>
                   </pic:nvPicPr>
                   <pic:blipFill>
-                    <a:blip r:embed="rId88"/>
+                    <a:blip r:embed="rId89"/>
                     <a:stretch>
                       <a:fillRect/>
                     </a:stretch>
@@ -24355,18 +24369,18 @@
           <wp:inline>
             <wp:extent cx="1800000" cy="4105617"/>
             <wp:effectExtent b="0" l="0" r="0" t="0"/>
-            <wp:docPr descr="" title="" id="92" name="Picture"/>
+            <wp:docPr descr="" title="" id="93" name="Picture"/>
             <a:graphic>
               <a:graphicData uri="http://schemas.openxmlformats.org/drawingml/2006/picture">
                 <pic:pic>
                   <pic:nvPicPr>
-                    <pic:cNvPr descr="43c46a8b0e5b48703c54110e14f0337b519b16b1b2df82553bbc4469fb59ccc7.jpg" id="93" name="Picture"/>
+                    <pic:cNvPr descr="43c46a8b0e5b48703c54110e14f0337b519b16b1b2df82553bbc4469fb59ccc7.jpg" id="94" name="Picture"/>
                     <pic:cNvPicPr>
                       <a:picLocks noChangeArrowheads="1" noChangeAspect="1"/>
                     </pic:cNvPicPr>
                   </pic:nvPicPr>
                   <pic:blipFill>
-                    <a:blip r:embed="rId91"/>
+                    <a:blip r:embed="rId92"/>
                     <a:stretch>
                       <a:fillRect/>
                     </a:stretch>
@@ -24403,8 +24417,8 @@
         </w:pict>
       </w:r>
     </w:p>
-    <w:bookmarkEnd w:id="94"/>
-    <w:bookmarkStart w:id="101" w:name="对称性-习题4.19"/>
+    <w:bookmarkEnd w:id="95"/>
+    <w:bookmarkStart w:id="102" w:name="对称性-习题4.19"/>
     <w:p>
       <w:pPr>
         <w:pStyle w:val="Heading2"/>
@@ -25678,18 +25692,18 @@
           <wp:inline>
             <wp:extent cx="2552700" cy="3568700"/>
             <wp:effectExtent b="0" l="0" r="0" t="0"/>
-            <wp:docPr descr="" title="" id="96" name="Picture"/>
+            <wp:docPr descr="" title="" id="97" name="Picture"/>
             <a:graphic>
               <a:graphicData uri="http://schemas.openxmlformats.org/drawingml/2006/picture">
                 <pic:pic>
                   <pic:nvPicPr>
-                    <pic:cNvPr descr="bc51400398e37e8b12258ae829c21e1bd91008cf765c98961503974d4579ba3a.jpg" id="97" name="Picture"/>
+                    <pic:cNvPr descr="bc51400398e37e8b12258ae829c21e1bd91008cf765c98961503974d4579ba3a.jpg" id="98" name="Picture"/>
                     <pic:cNvPicPr>
                       <a:picLocks noChangeArrowheads="1" noChangeAspect="1"/>
                     </pic:cNvPicPr>
                   </pic:nvPicPr>
                   <pic:blipFill>
-                    <a:blip r:embed="rId95"/>
+                    <a:blip r:embed="rId96"/>
                     <a:stretch>
                       <a:fillRect/>
                     </a:stretch>
@@ -25730,18 +25744,18 @@
           <wp:inline>
             <wp:extent cx="2552700" cy="3606800"/>
             <wp:effectExtent b="0" l="0" r="0" t="0"/>
-            <wp:docPr descr="" title="" id="99" name="Picture"/>
+            <wp:docPr descr="" title="" id="100" name="Picture"/>
             <a:graphic>
               <a:graphicData uri="http://schemas.openxmlformats.org/drawingml/2006/picture">
                 <pic:pic>
                   <pic:nvPicPr>
-                    <pic:cNvPr descr="1195003a507aabed1253a9f25f8653ef5c87f76f912564a93ca10821db5bc5ba.jpg" id="100" name="Picture"/>
+                    <pic:cNvPr descr="1195003a507aabed1253a9f25f8653ef5c87f76f912564a93ca10821db5bc5ba.jpg" id="101" name="Picture"/>
                     <pic:cNvPicPr>
                       <a:picLocks noChangeArrowheads="1" noChangeAspect="1"/>
                     </pic:cNvPicPr>
                   </pic:nvPicPr>
                   <pic:blipFill>
-                    <a:blip r:embed="rId98"/>
+                    <a:blip r:embed="rId99"/>
                     <a:stretch>
                       <a:fillRect/>
                     </a:stretch>
@@ -26035,8 +26049,8 @@
         </w:pict>
       </w:r>
     </w:p>
-    <w:bookmarkEnd w:id="101"/>
-    <w:bookmarkStart w:id="120" w:name="对称性-习题4.20"/>
+    <w:bookmarkEnd w:id="102"/>
+    <w:bookmarkStart w:id="121" w:name="对称性-习题4.20"/>
     <w:p>
       <w:pPr>
         <w:pStyle w:val="Heading2"/>
@@ -26157,18 +26171,18 @@
           <wp:inline>
             <wp:extent cx="2336800" cy="2197100"/>
             <wp:effectExtent b="0" l="0" r="0" t="0"/>
-            <wp:docPr descr="" title="" id="103" name="Picture"/>
+            <wp:docPr descr="" title="" id="104" name="Picture"/>
             <a:graphic>
               <a:graphicData uri="http://schemas.openxmlformats.org/drawingml/2006/picture">
                 <pic:pic>
                   <pic:nvPicPr>
-                    <pic:cNvPr descr="ca31b8827f0d965ae3c23801a1ce708ed22b782a75609a32c792a8474c66e45e.jpg" id="104" name="Picture"/>
+                    <pic:cNvPr descr="ca31b8827f0d965ae3c23801a1ce708ed22b782a75609a32c792a8474c66e45e.jpg" id="105" name="Picture"/>
                     <pic:cNvPicPr>
                       <a:picLocks noChangeArrowheads="1" noChangeAspect="1"/>
                     </pic:cNvPicPr>
                   </pic:nvPicPr>
                   <pic:blipFill>
-                    <a:blip r:embed="rId102"/>
+                    <a:blip r:embed="rId103"/>
                     <a:stretch>
                       <a:fillRect/>
                     </a:stretch>
@@ -27033,18 +27047,18 @@
           <wp:inline>
             <wp:extent cx="2197100" cy="2171700"/>
             <wp:effectExtent b="0" l="0" r="0" t="0"/>
-            <wp:docPr descr="" title="" id="106" name="Picture"/>
+            <wp:docPr descr="" title="" id="107" name="Picture"/>
             <a:graphic>
               <a:graphicData uri="http://schemas.openxmlformats.org/drawingml/2006/picture">
                 <pic:pic>
                   <pic:nvPicPr>
-                    <pic:cNvPr descr="5232a1d30cc4495c74bb25b9ef352a9b95cdc979f626199c9d58c82feb9005b7.jpg" id="107" name="Picture"/>
+                    <pic:cNvPr descr="5232a1d30cc4495c74bb25b9ef352a9b95cdc979f626199c9d58c82feb9005b7.jpg" id="108" name="Picture"/>
                     <pic:cNvPicPr>
                       <a:picLocks noChangeArrowheads="1" noChangeAspect="1"/>
                     </pic:cNvPicPr>
                   </pic:nvPicPr>
                   <pic:blipFill>
-                    <a:blip r:embed="rId105"/>
+                    <a:blip r:embed="rId106"/>
                     <a:stretch>
                       <a:fillRect/>
                     </a:stretch>
@@ -27085,18 +27099,18 @@
           <wp:inline>
             <wp:extent cx="2222500" cy="2171700"/>
             <wp:effectExtent b="0" l="0" r="0" t="0"/>
-            <wp:docPr descr="" title="" id="109" name="Picture"/>
+            <wp:docPr descr="" title="" id="110" name="Picture"/>
             <a:graphic>
               <a:graphicData uri="http://schemas.openxmlformats.org/drawingml/2006/picture">
                 <pic:pic>
                   <pic:nvPicPr>
-                    <pic:cNvPr descr="b469f9af75902ce4f76eaee3c93d86fc6855ef07e623c0c6402c831e83af4c9e.jpg" id="110" name="Picture"/>
+                    <pic:cNvPr descr="b469f9af75902ce4f76eaee3c93d86fc6855ef07e623c0c6402c831e83af4c9e.jpg" id="111" name="Picture"/>
                     <pic:cNvPicPr>
                       <a:picLocks noChangeArrowheads="1" noChangeAspect="1"/>
                     </pic:cNvPicPr>
                   </pic:nvPicPr>
                   <pic:blipFill>
-                    <a:blip r:embed="rId108"/>
+                    <a:blip r:embed="rId109"/>
                     <a:stretch>
                       <a:fillRect/>
                     </a:stretch>
@@ -27137,18 +27151,18 @@
           <wp:inline>
             <wp:extent cx="2260600" cy="2197100"/>
             <wp:effectExtent b="0" l="0" r="0" t="0"/>
-            <wp:docPr descr="" title="" id="112" name="Picture"/>
+            <wp:docPr descr="" title="" id="113" name="Picture"/>
             <a:graphic>
               <a:graphicData uri="http://schemas.openxmlformats.org/drawingml/2006/picture">
                 <pic:pic>
                   <pic:nvPicPr>
-                    <pic:cNvPr descr="07e4a9cfb55e93a424ba5390adee22f2bf97b9b64a7b7ea7d437a5ced25ebd66.jpg" id="113" name="Picture"/>
+                    <pic:cNvPr descr="07e4a9cfb55e93a424ba5390adee22f2bf97b9b64a7b7ea7d437a5ced25ebd66.jpg" id="114" name="Picture"/>
                     <pic:cNvPicPr>
                       <a:picLocks noChangeArrowheads="1" noChangeAspect="1"/>
                     </pic:cNvPicPr>
                   </pic:nvPicPr>
                   <pic:blipFill>
-                    <a:blip r:embed="rId111"/>
+                    <a:blip r:embed="rId112"/>
                     <a:stretch>
                       <a:fillRect/>
                     </a:stretch>
@@ -27189,18 +27203,18 @@
           <wp:inline>
             <wp:extent cx="2374900" cy="2235200"/>
             <wp:effectExtent b="0" l="0" r="0" t="0"/>
-            <wp:docPr descr="" title="" id="115" name="Picture"/>
+            <wp:docPr descr="" title="" id="116" name="Picture"/>
             <a:graphic>
               <a:graphicData uri="http://schemas.openxmlformats.org/drawingml/2006/picture">
                 <pic:pic>
                   <pic:nvPicPr>
-                    <pic:cNvPr descr="d79e64c4d3d3eef3dd47c59c1d5c8c43d3e2023baf8033bb458e3b85d0dac3b9.jpg" id="116" name="Picture"/>
+                    <pic:cNvPr descr="d79e64c4d3d3eef3dd47c59c1d5c8c43d3e2023baf8033bb458e3b85d0dac3b9.jpg" id="117" name="Picture"/>
                     <pic:cNvPicPr>
                       <a:picLocks noChangeArrowheads="1" noChangeAspect="1"/>
                     </pic:cNvPicPr>
                   </pic:nvPicPr>
                   <pic:blipFill>
-                    <a:blip r:embed="rId114"/>
+                    <a:blip r:embed="rId115"/>
                     <a:stretch>
                       <a:fillRect/>
                     </a:stretch>
@@ -27241,18 +27255,18 @@
           <wp:inline>
             <wp:extent cx="2451100" cy="2374900"/>
             <wp:effectExtent b="0" l="0" r="0" t="0"/>
-            <wp:docPr descr="" title="" id="118" name="Picture"/>
+            <wp:docPr descr="" title="" id="119" name="Picture"/>
             <a:graphic>
               <a:graphicData uri="http://schemas.openxmlformats.org/drawingml/2006/picture">
                 <pic:pic>
                   <pic:nvPicPr>
-                    <pic:cNvPr descr="74dc5a7203590055bf9f3031d9c1b18424a559ecf8a2e627366a957b7a03effc.jpg" id="119" name="Picture"/>
+                    <pic:cNvPr descr="74dc5a7203590055bf9f3031d9c1b18424a559ecf8a2e627366a957b7a03effc.jpg" id="120" name="Picture"/>
                     <pic:cNvPicPr>
                       <a:picLocks noChangeArrowheads="1" noChangeAspect="1"/>
                     </pic:cNvPicPr>
                   </pic:nvPicPr>
                   <pic:blipFill>
-                    <a:blip r:embed="rId117"/>
+                    <a:blip r:embed="rId118"/>
                     <a:stretch>
                       <a:fillRect/>
                     </a:stretch>
@@ -27289,8 +27303,8 @@
         </w:pict>
       </w:r>
     </w:p>
-    <w:bookmarkEnd w:id="120"/>
-    <w:bookmarkStart w:id="124" w:name="对称性-习题4.21"/>
+    <w:bookmarkEnd w:id="121"/>
+    <w:bookmarkStart w:id="125" w:name="对称性-习题4.21"/>
     <w:p>
       <w:pPr>
         <w:pStyle w:val="Heading2"/>
@@ -27693,18 +27707,18 @@
           <wp:inline>
             <wp:extent cx="3600000" cy="1668175"/>
             <wp:effectExtent b="0" l="0" r="0" t="0"/>
-            <wp:docPr descr="" title="" id="122" name="Picture"/>
+            <wp:docPr descr="" title="" id="123" name="Picture"/>
             <a:graphic>
               <a:graphicData uri="http://schemas.openxmlformats.org/drawingml/2006/picture">
                 <pic:pic>
                   <pic:nvPicPr>
-                    <pic:cNvPr descr="db00c42e0164ac0c3832b6fa3c820129918e084131fda645b5ec4dcfea20f47a.jpg" id="123" name="Picture"/>
+                    <pic:cNvPr descr="db00c42e0164ac0c3832b6fa3c820129918e084131fda645b5ec4dcfea20f47a.jpg" id="124" name="Picture"/>
                     <pic:cNvPicPr>
                       <a:picLocks noChangeArrowheads="1" noChangeAspect="1"/>
                     </pic:cNvPicPr>
                   </pic:nvPicPr>
                   <pic:blipFill>
-                    <a:blip r:embed="rId121"/>
+                    <a:blip r:embed="rId122"/>
                     <a:stretch>
                       <a:fillRect/>
                     </a:stretch>
@@ -27741,8 +27755,8 @@
         </w:pict>
       </w:r>
     </w:p>
-    <w:bookmarkEnd w:id="124"/>
-    <w:bookmarkStart w:id="125" w:name="对称性-习题4.22"/>
+    <w:bookmarkEnd w:id="125"/>
+    <w:bookmarkStart w:id="126" w:name="对称性-习题4.22"/>
     <w:p>
       <w:pPr>
         <w:pStyle w:val="Heading2"/>
@@ -29609,8 +29623,8 @@
         </w:pict>
       </w:r>
     </w:p>
-    <w:bookmarkEnd w:id="125"/>
-    <w:bookmarkStart w:id="126" w:name="对称性-习题4.23"/>
+    <w:bookmarkEnd w:id="126"/>
+    <w:bookmarkStart w:id="127" w:name="对称性-习题4.23"/>
     <w:p>
       <w:pPr>
         <w:pStyle w:val="Heading2"/>
@@ -32205,8 +32219,8 @@
         </w:pict>
       </w:r>
     </w:p>
-    <w:bookmarkEnd w:id="126"/>
-    <w:bookmarkStart w:id="131" w:name="对称性-习题4.24"/>
+    <w:bookmarkEnd w:id="127"/>
+    <w:bookmarkStart w:id="132" w:name="对称性-习题4.24"/>
     <w:p>
       <w:pPr>
         <w:pStyle w:val="Heading2"/>
@@ -33813,18 +33827,18 @@
           <wp:inline>
             <wp:extent cx="3240000" cy="2987917"/>
             <wp:effectExtent b="0" l="0" r="0" t="0"/>
-            <wp:docPr descr="" title="" id="128" name="Picture"/>
+            <wp:docPr descr="" title="" id="129" name="Picture"/>
             <a:graphic>
               <a:graphicData uri="http://schemas.openxmlformats.org/drawingml/2006/picture">
                 <pic:pic>
                   <pic:nvPicPr>
-                    <pic:cNvPr descr="3caece79b5b2999eac79dd62a2364951d05e080edf96fa4c90f208d15d8a19a1.jpg" id="129" name="Picture"/>
+                    <pic:cNvPr descr="3caece79b5b2999eac79dd62a2364951d05e080edf96fa4c90f208d15d8a19a1.jpg" id="130" name="Picture"/>
                     <pic:cNvPicPr>
                       <a:picLocks noChangeArrowheads="1" noChangeAspect="1"/>
                     </pic:cNvPicPr>
                   </pic:nvPicPr>
                   <pic:blipFill>
-                    <a:blip r:embed="rId127"/>
+                    <a:blip r:embed="rId128"/>
                     <a:stretch>
                       <a:fillRect/>
                     </a:stretch>
@@ -34989,7 +35003,7 @@
         <w:t>。</w:t>
       </w:r>
     </w:p>
-    <w:bookmarkStart w:id="130" w:name="根据乘法表得"/>
+    <w:bookmarkStart w:id="131" w:name="根据乘法表得"/>
     <w:p>
       <w:pPr>
         <w:pStyle w:val="Heading3"/>
@@ -36744,9 +36758,9 @@
         </w:pict>
       </w:r>
     </w:p>
-    <w:bookmarkEnd w:id="130"/>
     <w:bookmarkEnd w:id="131"/>
-    <w:bookmarkStart w:id="132" w:name="对称性-习题4.25"/>
+    <w:bookmarkEnd w:id="132"/>
+    <w:bookmarkStart w:id="133" w:name="对称性-习题4.25"/>
     <w:p>
       <w:pPr>
         <w:pStyle w:val="Heading2"/>
@@ -37633,8 +37647,8 @@
         </w:pict>
       </w:r>
     </w:p>
-    <w:bookmarkEnd w:id="132"/>
-    <w:bookmarkStart w:id="133" w:name="对称性-习题4.26"/>
+    <w:bookmarkEnd w:id="133"/>
+    <w:bookmarkStart w:id="134" w:name="对称性-习题4.26"/>
     <w:p>
       <w:pPr>
         <w:pStyle w:val="Heading2"/>
@@ -38266,8 +38280,8 @@
         </w:pict>
       </w:r>
     </w:p>
-    <w:bookmarkEnd w:id="133"/>
-    <w:bookmarkStart w:id="134" w:name="对称性-习题4.27"/>
+    <w:bookmarkEnd w:id="134"/>
+    <w:bookmarkStart w:id="135" w:name="对称性-习题4.27"/>
     <w:p>
       <w:pPr>
         <w:pStyle w:val="Heading2"/>
@@ -39704,8 +39718,8 @@
         </w:pict>
       </w:r>
     </w:p>
-    <w:bookmarkEnd w:id="134"/>
-    <w:bookmarkStart w:id="141" w:name="对称性-习题4.28"/>
+    <w:bookmarkEnd w:id="135"/>
+    <w:bookmarkStart w:id="142" w:name="对称性-习题4.28"/>
     <w:p>
       <w:pPr>
         <w:pStyle w:val="Heading2"/>
@@ -40740,18 +40754,18 @@
           <wp:inline>
             <wp:extent cx="3240000" cy="2870034"/>
             <wp:effectExtent b="0" l="0" r="0" t="0"/>
-            <wp:docPr descr="" title="" id="136" name="Picture"/>
+            <wp:docPr descr="" title="" id="137" name="Picture"/>
             <a:graphic>
               <a:graphicData uri="http://schemas.openxmlformats.org/drawingml/2006/picture">
                 <pic:pic>
                   <pic:nvPicPr>
-                    <pic:cNvPr descr="0af565f6492ef7cad63015d385334c61ffbb671326f725111e1ee07fcdff306f.jpg" id="137" name="Picture"/>
+                    <pic:cNvPr descr="0af565f6492ef7cad63015d385334c61ffbb671326f725111e1ee07fcdff306f.jpg" id="138" name="Picture"/>
                     <pic:cNvPicPr>
                       <a:picLocks noChangeArrowheads="1" noChangeAspect="1"/>
                     </pic:cNvPicPr>
                   </pic:nvPicPr>
                   <pic:blipFill>
-                    <a:blip r:embed="rId135"/>
+                    <a:blip r:embed="rId136"/>
                     <a:stretch>
                       <a:fillRect/>
                     </a:stretch>
@@ -40792,18 +40806,18 @@
           <wp:inline>
             <wp:extent cx="3240000" cy="2852608"/>
             <wp:effectExtent b="0" l="0" r="0" t="0"/>
-            <wp:docPr descr="" title="" id="139" name="Picture"/>
+            <wp:docPr descr="" title="" id="140" name="Picture"/>
             <a:graphic>
               <a:graphicData uri="http://schemas.openxmlformats.org/drawingml/2006/picture">
                 <pic:pic>
                   <pic:nvPicPr>
-                    <pic:cNvPr descr="0c0c2ebdb165c72483c61fdf4e358d6a9d0b2f1ca195b8257e569d0bda8dd9b8.jpg" id="140" name="Picture"/>
+                    <pic:cNvPr descr="0c0c2ebdb165c72483c61fdf4e358d6a9d0b2f1ca195b8257e569d0bda8dd9b8.jpg" id="141" name="Picture"/>
                     <pic:cNvPicPr>
                       <a:picLocks noChangeArrowheads="1" noChangeAspect="1"/>
                     </pic:cNvPicPr>
                   </pic:nvPicPr>
                   <pic:blipFill>
-                    <a:blip r:embed="rId138"/>
+                    <a:blip r:embed="rId139"/>
                     <a:stretch>
                       <a:fillRect/>
                     </a:stretch>
@@ -40840,8 +40854,8 @@
         </w:pict>
       </w:r>
     </w:p>
-    <w:bookmarkEnd w:id="141"/>
-    <w:bookmarkStart w:id="148" w:name="对称性-习题4.29"/>
+    <w:bookmarkEnd w:id="142"/>
+    <w:bookmarkStart w:id="149" w:name="对称性-习题4.29"/>
     <w:p>
       <w:pPr>
         <w:pStyle w:val="Heading2"/>
@@ -41157,18 +41171,18 @@
           <wp:inline>
             <wp:extent cx="3240000" cy="3145016"/>
             <wp:effectExtent b="0" l="0" r="0" t="0"/>
-            <wp:docPr descr="" title="" id="143" name="Picture"/>
+            <wp:docPr descr="" title="" id="144" name="Picture"/>
             <a:graphic>
               <a:graphicData uri="http://schemas.openxmlformats.org/drawingml/2006/picture">
                 <pic:pic>
                   <pic:nvPicPr>
-                    <pic:cNvPr descr="a6ec2692502aa0c208231764c7d11edfd3c25dccc480775e93f91c983e957e9f.jpg" id="144" name="Picture"/>
+                    <pic:cNvPr descr="a6ec2692502aa0c208231764c7d11edfd3c25dccc480775e93f91c983e957e9f.jpg" id="145" name="Picture"/>
                     <pic:cNvPicPr>
                       <a:picLocks noChangeArrowheads="1" noChangeAspect="1"/>
                     </pic:cNvPicPr>
                   </pic:nvPicPr>
                   <pic:blipFill>
-                    <a:blip r:embed="rId142"/>
+                    <a:blip r:embed="rId143"/>
                     <a:stretch>
                       <a:fillRect/>
                     </a:stretch>
@@ -41221,18 +41235,18 @@
           <wp:inline>
             <wp:extent cx="3240000" cy="3176052"/>
             <wp:effectExtent b="0" l="0" r="0" t="0"/>
-            <wp:docPr descr="" title="" id="146" name="Picture"/>
+            <wp:docPr descr="" title="" id="147" name="Picture"/>
             <a:graphic>
               <a:graphicData uri="http://schemas.openxmlformats.org/drawingml/2006/picture">
                 <pic:pic>
                   <pic:nvPicPr>
-                    <pic:cNvPr descr="218d54420a570b1399599e0703d39a5e0af939e7913a336f53ee5dfc990c2ef8.jpg" id="147" name="Picture"/>
+                    <pic:cNvPr descr="218d54420a570b1399599e0703d39a5e0af939e7913a336f53ee5dfc990c2ef8.jpg" id="148" name="Picture"/>
                     <pic:cNvPicPr>
                       <a:picLocks noChangeArrowheads="1" noChangeAspect="1"/>
                     </pic:cNvPicPr>
                   </pic:nvPicPr>
                   <pic:blipFill>
-                    <a:blip r:embed="rId145"/>
+                    <a:blip r:embed="rId146"/>
                     <a:stretch>
                       <a:fillRect/>
                     </a:stretch>
@@ -41281,8 +41295,8 @@
         </w:pict>
       </w:r>
     </w:p>
-    <w:bookmarkEnd w:id="148"/>
-    <w:bookmarkStart w:id="154" w:name="群论-习题1.11"/>
+    <w:bookmarkEnd w:id="149"/>
+    <w:bookmarkStart w:id="155" w:name="群论-习题1.11"/>
     <w:p>
       <w:pPr>
         <w:pStyle w:val="Heading2"/>
@@ -41568,7 +41582,7 @@
         <w:t>）。</w:t>
       </w:r>
     </w:p>
-    <w:bookmarkStart w:id="149" w:name="第一步求-σ-可约表示的特征标"/>
+    <w:bookmarkStart w:id="150" w:name="第一步求-σ-可约表示的特征标"/>
     <w:p>
       <w:pPr>
         <w:pStyle w:val="Heading3"/>
@@ -42266,8 +42280,8 @@
         <w:t>。）</w:t>
       </w:r>
     </w:p>
-    <w:bookmarkEnd w:id="149"/>
-    <w:bookmarkStart w:id="150" w:name="第二步按式-1.32-分解"/>
+    <w:bookmarkEnd w:id="150"/>
+    <w:bookmarkStart w:id="151" w:name="第二步按式-1.32-分解"/>
     <w:p>
       <w:pPr>
         <w:pStyle w:val="Heading3"/>
@@ -42541,8 +42555,8 @@
         </m:oMath>
       </m:oMathPara>
     </w:p>
-    <w:bookmarkEnd w:id="150"/>
-    <w:bookmarkStart w:id="151" w:name="第三步匹配中心原子轨道"/>
+    <w:bookmarkEnd w:id="151"/>
+    <w:bookmarkStart w:id="152" w:name="第三步匹配中心原子轨道"/>
     <w:p>
       <w:pPr>
         <w:pStyle w:val="Heading3"/>
@@ -43423,8 +43437,8 @@
         </m:sSub>
       </m:oMath>
     </w:p>
-    <w:bookmarkEnd w:id="151"/>
-    <w:bookmarkStart w:id="152" w:name="结论"/>
+    <w:bookmarkEnd w:id="152"/>
+    <w:bookmarkStart w:id="153" w:name="结论"/>
     <w:p>
       <w:pPr>
         <w:pStyle w:val="Heading3"/>
@@ -43713,8 +43727,8 @@
         <w:t>。）</w:t>
       </w:r>
     </w:p>
-    <w:bookmarkEnd w:id="152"/>
-    <w:bookmarkStart w:id="153" w:name="考点提示-1"/>
+    <w:bookmarkEnd w:id="153"/>
+    <w:bookmarkStart w:id="154" w:name="考点提示-1"/>
     <w:p>
       <w:pPr>
         <w:pStyle w:val="Heading3"/>
@@ -44240,9 +44254,9 @@
         </w:pict>
       </w:r>
     </w:p>
-    <w:bookmarkEnd w:id="153"/>
     <w:bookmarkEnd w:id="154"/>
-    <w:bookmarkStart w:id="161" w:name="群论-习题1.13"/>
+    <w:bookmarkEnd w:id="155"/>
+    <w:bookmarkStart w:id="162" w:name="群论-习题1.13"/>
     <w:p>
       <w:pPr>
         <w:pStyle w:val="Heading2"/>
@@ -44473,7 +44487,7 @@
         <w:t>。</w:t>
       </w:r>
     </w:p>
-    <w:bookmarkStart w:id="155" w:name="第一步简正振动总数"/>
+    <w:bookmarkStart w:id="156" w:name="第一步简正振动总数"/>
     <w:p>
       <w:pPr>
         <w:pStyle w:val="Heading3"/>
@@ -44549,8 +44563,8 @@
         <w:t xml:space="preserve">。</w:t>
       </w:r>
     </w:p>
-    <w:bookmarkEnd w:id="155"/>
-    <w:bookmarkStart w:id="156" w:name="第二步γ_所有运动不动原子数-贡献"/>
+    <w:bookmarkEnd w:id="156"/>
+    <w:bookmarkStart w:id="157" w:name="第二步γ_所有运动不动原子数-贡献"/>
     <w:p>
       <w:pPr>
         <w:pStyle w:val="Heading3"/>
@@ -45214,8 +45228,8 @@
         </w:tc>
       </w:tr>
     </w:tbl>
-    <w:bookmarkEnd w:id="156"/>
-    <w:bookmarkStart w:id="157" w:name="第三步分解并减去平动转动"/>
+    <w:bookmarkEnd w:id="157"/>
+    <w:bookmarkStart w:id="158" w:name="第三步分解并减去平动转动"/>
     <w:p>
       <w:pPr>
         <w:pStyle w:val="Heading3"/>
@@ -45736,8 +45750,8 @@
         <w:t>）</w:t>
       </w:r>
     </w:p>
-    <w:bookmarkEnd w:id="157"/>
-    <w:bookmarkStart w:id="158" w:name="第四步ir-raman-活性判据"/>
+    <w:bookmarkEnd w:id="158"/>
+    <w:bookmarkStart w:id="159" w:name="第四步ir-raman-活性判据"/>
     <w:p>
       <w:pPr>
         <w:pStyle w:val="Heading3"/>
@@ -46248,8 +46262,8 @@
         <w:t>(E′)</w:t>
       </w:r>
     </w:p>
-    <w:bookmarkEnd w:id="158"/>
-    <w:bookmarkStart w:id="159" w:name="结论-1"/>
+    <w:bookmarkEnd w:id="159"/>
+    <w:bookmarkStart w:id="160" w:name="结论-1"/>
     <w:p>
       <w:pPr>
         <w:pStyle w:val="Heading3"/>
@@ -46734,8 +46748,8 @@
         </w:tc>
       </w:tr>
     </w:tbl>
-    <w:bookmarkEnd w:id="159"/>
-    <w:bookmarkStart w:id="160" w:name="考点提示-2"/>
+    <w:bookmarkEnd w:id="160"/>
+    <w:bookmarkStart w:id="161" w:name="考点提示-2"/>
     <w:p>
       <w:pPr>
         <w:pStyle w:val="Heading3"/>
@@ -47305,9 +47319,9 @@
         </w:pict>
       </w:r>
     </w:p>
-    <w:bookmarkEnd w:id="160"/>
     <w:bookmarkEnd w:id="161"/>
     <w:bookmarkEnd w:id="162"/>
+    <w:bookmarkEnd w:id="163"/>
     <w:sectPr>
       <w:footerReference w:type="default" r:id="rId9"/>
       <w:footnotePr>
